--- a/public/files/RFPilot example-event-brief.docx
+++ b/public/files/RFPilot example-event-brief.docx
@@ -15,7 +15,7 @@
         <w:pStyle w:val="Subtitle"/>
       </w:pPr>
       <w:r>
-        <w:t>Northstar Leadership Summit 2026</w:t>
+        <w:t>Northstar Leadership Summit 2027</w:t>
       </w:r>
     </w:p>
     <w:p>
@@ -28,7 +28,7 @@
           <w:color w:val="5A6470"/>
           <w:sz w:val="18"/>
         </w:rPr>
-        <w:t>Reference: NLS-2026-RFP-01  |  Status: Planning brief  |  Confidentiality: Demo only</w:t>
+        <w:t>Reference: NLS-2027-RFP-01  |  Status: Planning brief  |  Confidentiality: Demo only</w:t>
       </w:r>
     </w:p>
     <w:p>
@@ -126,7 +126,7 @@
           </w:tcPr>
           <w:p>
             <w:r>
-              <w:t>Northstar Leadership Summit 2026</w:t>
+              <w:t>Northstar Leadership Summit 2027</w:t>
             </w:r>
           </w:p>
         </w:tc>
@@ -326,7 +326,7 @@
           </w:tcPr>
           <w:p>
             <w:r>
-              <w:t>September 14–16, 2026</w:t>
+              <w:t>September 14–16, 2027</w:t>
             </w:r>
           </w:p>
         </w:tc>
@@ -446,7 +446,7 @@
           </w:tcPr>
           <w:p>
             <w:r>
-              <w:t>August 7, 2026 at 5:00 p.m. Central Time</w:t>
+              <w:t>August 7, 2027 at 5:00 p.m. Central Time</w:t>
             </w:r>
           </w:p>
         </w:tc>
@@ -1120,7 +1120,7 @@
         <w:ind w:left="403" w:hanging="259"/>
       </w:pPr>
       <w:r>
-        <w:t>Client will provide final presentation files by September 9, 2026.</w:t>
+        <w:t>Client will provide final presentation files by September 9, 2027.</w:t>
       </w:r>
     </w:p>
     <w:p>
